--- a/report/Rapport_Mushroom_Check.docx
+++ b/report/Rapport_Mushroom_Check.docx
@@ -1860,7 +1860,7 @@
     </w:p>
     <w:p>
       <w:r>
-        <w:t>Prosjektet har en Dockerfile som trener modellen under bygging, slik at repositoriet ikke trenger å inneholde en binær modellfil. Faste seed-verdier og låste pakkeversjoner gjør at resultatene kan reproduseres: Vi fikk identiske metrikker etter en ny installasjon. Medianen for svartid var 15,9 ms og maksimum 18,8 ms lokalt, uten nettverkstid, godt innenfor kravet.</w:t>
+        <w:t>Prosjektet har en Dockerfile som kjører nettsiden med den ferdigtrente modellen. Modellfilen ligger i repositoriet, fordi treningen ikke ble ferdig under bygging på gratistjenesten, og den kan lages på nytt med python -m scripts.train. Faste seed-verdier og låste pakkeversjoner gjør at resultatene kan reproduseres: Vi fikk identiske metrikker etter en ny installasjon. Medianen for svartid var 15,9 ms og maksimum 18,8 ms lokalt, uten nettverkstid, godt innenfor kravet.</w:t>
       </w:r>
     </w:p>
     <w:p>
